--- a/DOC/PowerPico_复刻项目_执行规划与进度清单_修订版_升级信息补充.docx
+++ b/DOC/PowerPico_复刻项目_执行规划与进度清单_修订版_升级信息补充.docx
@@ -3474,12 +3474,6 @@
             <w:insideH w:val="single" w:color="DEE0E3" w:sz="0" w:space="0"/>
             <w:insideV w:val="single" w:color="DEE0E3" w:sz="0" w:space="0"/>
           </w:tblBorders>
-          <w:tblCellMar>
-            <w:top w:w="0" w:type="dxa"/>
-            <w:left w:w="10" w:type="dxa"/>
-            <w:bottom w:w="0" w:type="dxa"/>
-            <w:right w:w="10" w:type="dxa"/>
-          </w:tblCellMar>
         </w:tblPrEx>
         <w:tc>
           <w:tcPr>
@@ -5906,12 +5900,6 @@
             <w:insideH w:val="single" w:color="DEE0E3" w:sz="0" w:space="0"/>
             <w:insideV w:val="single" w:color="DEE0E3" w:sz="0" w:space="0"/>
           </w:tblBorders>
-          <w:tblCellMar>
-            <w:top w:w="0" w:type="dxa"/>
-            <w:left w:w="10" w:type="dxa"/>
-            <w:bottom w:w="0" w:type="dxa"/>
-            <w:right w:w="10" w:type="dxa"/>
-          </w:tblCellMar>
         </w:tblPrEx>
         <w:tc>
           <w:tcPr>
@@ -7456,31 +7444,13 @@
         <w:ind w:left="0"/>
         <w:jc w:val="left"/>
         <w:outlineLvl w:val="1"/>
-      </w:pPr>
-      <w:bookmarkStart w:id="31" w:name="heading_31"/>
-      <w:r>
         <w:rPr>
           <w:rFonts w:ascii="Arial" w:hAnsi="Arial" w:eastAsia="等线" w:cs="Arial"/>
           <w:b/>
           <w:sz w:val="32"/>
         </w:rPr>
-        <w:t>Step 4 · 电流换算 + 手动档</w:t>
-      </w:r>
-      <w:bookmarkEnd w:id="31"/>
-    </w:p>
-    <w:p>
-      <w:pPr>
-        <w:spacing w:before="120" w:after="120" w:line="288" w:lineRule="auto"/>
-        <w:ind w:left="0"/>
-        <w:jc w:val="left"/>
-      </w:pPr>
-      <w:r>
-        <w:rPr>
-          <w:rFonts w:ascii="Arial" w:hAnsi="Arial" w:eastAsia="等线" w:cs="Arial"/>
-          <w:sz w:val="22"/>
-        </w:rPr>
-        <w:t>GATE 两个 MOS 三档切换；分压比换算电压（约 11 倍）；电流公式（INA190×采样电阻）；先用手动档验证。验证：切档后屏幕显示电压电流。对应 gate.c + 换算函数雏形。</w:t>
-      </w:r>
+      </w:pPr>
+      <w:bookmarkStart w:id="31" w:name="heading_31"/>
     </w:p>
     <w:p>
       <w:pPr>
@@ -7488,31 +7458,12 @@
         <w:ind w:left="0"/>
         <w:jc w:val="left"/>
         <w:outlineLvl w:val="1"/>
-      </w:pPr>
-      <w:bookmarkStart w:id="32" w:name="heading_32"/>
-      <w:r>
         <w:rPr>
           <w:rFonts w:ascii="Arial" w:hAnsi="Arial" w:eastAsia="等线" w:cs="Arial"/>
           <w:b/>
           <w:sz w:val="32"/>
         </w:rPr>
-        <w:t>Step 5 · ★自动换挡算法（项目灵魂）</w:t>
-      </w:r>
-      <w:bookmarkEnd w:id="32"/>
-    </w:p>
-    <w:p>
-      <w:pPr>
-        <w:spacing w:before="120" w:after="120" w:line="288" w:lineRule="auto"/>
-        <w:ind w:left="0"/>
-        <w:jc w:val="left"/>
-      </w:pPr>
-      <w:r>
-        <w:rPr>
-          <w:rFonts w:ascii="Arial" w:hAnsi="Arial" w:eastAsia="等线" w:cs="Arial"/>
-          <w:sz w:val="22"/>
-        </w:rPr>
-        <w:t>写 Process_ADC_Chunk：三档自动切换 + 连续确认防抖 + 切换冷却 + 差分基准 + 校准系数。验证：负载从 μA 变到 A 自动换挡，读数连续无跳变。对应 user_AdcDataStrategy.c。这是秋招面试必讲的核心。</w:t>
-      </w:r>
+      </w:pPr>
     </w:p>
     <w:p>
       <w:pPr>
@@ -7521,16 +7472,17 @@
         <w:jc w:val="left"/>
         <w:outlineLvl w:val="1"/>
       </w:pPr>
-      <w:bookmarkStart w:id="33" w:name="heading_33"/>
+      <w:bookmarkStart w:id="52" w:name="_GoBack"/>
+      <w:bookmarkEnd w:id="52"/>
       <w:r>
         <w:rPr>
           <w:rFonts w:ascii="Arial" w:hAnsi="Arial" w:eastAsia="等线" w:cs="Arial"/>
           <w:b/>
           <w:sz w:val="32"/>
         </w:rPr>
-        <w:t>Step 6 · RTOS 任务框架</w:t>
-      </w:r>
-      <w:bookmarkEnd w:id="33"/>
+        <w:t>Step 4 · 电流换算 + 手动档</w:t>
+      </w:r>
+      <w:bookmarkEnd w:id="31"/>
     </w:p>
     <w:p>
       <w:pPr>
@@ -7543,7 +7495,7 @@
           <w:rFonts w:ascii="Arial" w:hAnsi="Arial" w:eastAsia="等线" w:cs="Arial"/>
           <w:sz w:val="22"/>
         </w:rPr>
-        <w:t>引入 FreeRTOS：拆成 6 任务 + 6 队列，把 ADC/UI/按键/PD 数据流用队列打通。验证：多任务并行、数据走队列正常。对应 freertos.c、user_TasksInit、user_HardwareInitTask。</w:t>
+        <w:t>GATE 两个 MOS 三档切换；分压比换算电压（约 11 倍）；电流公式（INA190×采样电阻）；先用手动档验证。验证：切档后屏幕显示电压电流。对应 gate.c + 换算函数雏形。</w:t>
       </w:r>
     </w:p>
     <w:p>
@@ -7553,16 +7505,16 @@
         <w:jc w:val="left"/>
         <w:outlineLvl w:val="1"/>
       </w:pPr>
-      <w:bookmarkStart w:id="34" w:name="heading_34"/>
+      <w:bookmarkStart w:id="32" w:name="heading_32"/>
       <w:r>
         <w:rPr>
           <w:rFonts w:ascii="Arial" w:hAnsi="Arial" w:eastAsia="等线" w:cs="Arial"/>
           <w:b/>
           <w:sz w:val="32"/>
         </w:rPr>
-        <w:t>Step 7 · USB CDC + 波形上传</w:t>
-      </w:r>
-      <w:bookmarkEnd w:id="34"/>
+        <w:t>Step 5 · ★自动换挡算法（项目灵魂）</w:t>
+      </w:r>
+      <w:bookmarkEnd w:id="32"/>
     </w:p>
     <w:p>
       <w:pPr>
@@ -7575,7 +7527,7 @@
           <w:rFonts w:ascii="Arial" w:hAnsi="Arial" w:eastAsia="等线" w:cs="Arial"/>
           <w:sz w:val="22"/>
         </w:rPr>
-        <w:t>在 Step 2.5 已通过稳定枚举和回显的基础上，按 0xAA55 帧打包数据上传，并实现命令协议（CRC16）收发。验证：PowerPico Client 能看到实时波形，命令能够正确生效。对应 usbd_cdc_if.c、user_MessageTask、user_CmdStrategy。</w:t>
+        <w:t>写 Process_ADC_Chunk：三档自动切换 + 连续确认防抖 + 切换冷却 + 差分基准 + 校准系数。验证：负载从 μA 变到 A 自动换挡，读数连续无跳变。对应 user_AdcDataStrategy.c。这是秋招面试必讲的核心。</w:t>
       </w:r>
     </w:p>
     <w:p>
@@ -7585,16 +7537,16 @@
         <w:jc w:val="left"/>
         <w:outlineLvl w:val="1"/>
       </w:pPr>
-      <w:bookmarkStart w:id="35" w:name="heading_35"/>
+      <w:bookmarkStart w:id="33" w:name="heading_33"/>
       <w:r>
         <w:rPr>
           <w:rFonts w:ascii="Arial" w:hAnsi="Arial" w:eastAsia="等线" w:cs="Arial"/>
           <w:b/>
           <w:sz w:val="32"/>
         </w:rPr>
-        <w:t>Step 8 · LVGL UI 界面</w:t>
-      </w:r>
-      <w:bookmarkEnd w:id="35"/>
+        <w:t>Step 6 · RTOS 任务框架</w:t>
+      </w:r>
+      <w:bookmarkEnd w:id="33"/>
     </w:p>
     <w:p>
       <w:pPr>
@@ -7607,7 +7559,7 @@
           <w:rFonts w:ascii="Arial" w:hAnsi="Arial" w:eastAsia="等线" w:cs="Arial"/>
           <w:sz w:val="22"/>
         </w:rPr>
-        <w:t>LVGL v9.2 移植到 ST7789；做主页面（电压/电流/波形）、设置页、i18n 双语。验证：屏幕 UI 流畅可操作。对应 User/GUI。</w:t>
+        <w:t>引入 FreeRTOS：拆成 6 任务 + 6 队列，把 ADC/UI/按键/PD 数据流用队列打通。验证：多任务并行、数据走队列正常。对应 freertos.c、user_TasksInit、user_HardwareInitTask。</w:t>
       </w:r>
     </w:p>
     <w:p>
@@ -7617,16 +7569,16 @@
         <w:jc w:val="left"/>
         <w:outlineLvl w:val="1"/>
       </w:pPr>
-      <w:bookmarkStart w:id="36" w:name="heading_36"/>
+      <w:bookmarkStart w:id="34" w:name="heading_34"/>
       <w:r>
         <w:rPr>
           <w:rFonts w:ascii="Arial" w:hAnsi="Arial" w:eastAsia="等线" w:cs="Arial"/>
           <w:b/>
           <w:sz w:val="32"/>
         </w:rPr>
-        <w:t>Step 9 · PD 协议诱骗</w:t>
-      </w:r>
-      <w:bookmarkEnd w:id="36"/>
+        <w:t>Step 7 · USB CDC + 波形上传</w:t>
+      </w:r>
+      <w:bookmarkEnd w:id="34"/>
     </w:p>
     <w:p>
       <w:pPr>
@@ -7639,7 +7591,7 @@
           <w:rFonts w:ascii="Arial" w:hAnsi="Arial" w:eastAsia="等线" w:cs="Arial"/>
           <w:sz w:val="22"/>
         </w:rPr>
-        <w:t>FUSB302 I2C 驱动 + Sink/UFP 状态机 + 固定 PDO/PPS APDO 请求。验证：解析充电头 Source_Capabilities，只选择其实际公布的固定档或 PPS 范围，并用万用表确认 VBUS。12V不是所有 PD 电源都提供，不能作为必然档位。对应 BSP/PD + user_PDUFPTask。</w:t>
+        <w:t>在 Step 2.5 已通过稳定枚举和回显的基础上，按 0xAA55 帧打包数据上传，并实现命令协议（CRC16）收发。验证：PowerPico Client 能看到实时波形，命令能够正确生效。对应 usbd_cdc_if.c、user_MessageTask、user_CmdStrategy。</w:t>
       </w:r>
     </w:p>
     <w:p>
@@ -7649,16 +7601,16 @@
         <w:jc w:val="left"/>
         <w:outlineLvl w:val="1"/>
       </w:pPr>
-      <w:bookmarkStart w:id="37" w:name="heading_37"/>
+      <w:bookmarkStart w:id="35" w:name="heading_35"/>
       <w:r>
         <w:rPr>
           <w:rFonts w:ascii="Arial" w:hAnsi="Arial" w:eastAsia="等线" w:cs="Arial"/>
           <w:b/>
           <w:sz w:val="32"/>
         </w:rPr>
-        <w:t>Step 10 · 校准与精度对比</w:t>
-      </w:r>
-      <w:bookmarkEnd w:id="37"/>
+        <w:t>Step 8 · LVGL UI 界面</w:t>
+      </w:r>
+      <w:bookmarkEnd w:id="35"/>
     </w:p>
     <w:p>
       <w:pPr>
@@ -7671,7 +7623,7 @@
           <w:rFonts w:ascii="Arial" w:hAnsi="Arial" w:eastAsia="等线" w:cs="Arial"/>
           <w:sz w:val="22"/>
         </w:rPr>
-        <w:t>上位机校准命令（读写/重置）+ EEPROM 存储，并用可追溯参考仪表或已知负载做三档校准和精度对比。官方发布的 52μA/1.78A 数据只能作为样例，不是本机验收门槛；应建立自己的零点、重复性、线性、换挡边界和温漂记录。对应 user_CmdStrategy + PC Client。</w:t>
+        <w:t>LVGL v9.2 移植到 ST7789；做主页面（电压/电流/波形）、设置页、i18n 双语。验证：屏幕 UI 流畅可操作。对应 User/GUI。</w:t>
       </w:r>
     </w:p>
     <w:p>
@@ -7681,19 +7633,81 @@
         <w:jc w:val="left"/>
         <w:outlineLvl w:val="1"/>
       </w:pPr>
-      <w:bookmarkStart w:id="38" w:name="heading_38"/>
-      <w:bookmarkStart w:id="52" w:name="_GoBack"/>
+      <w:bookmarkStart w:id="36" w:name="heading_36"/>
       <w:r>
         <w:rPr>
           <w:rFonts w:ascii="Arial" w:hAnsi="Arial" w:eastAsia="等线" w:cs="Arial"/>
           <w:b/>
           <w:sz w:val="32"/>
         </w:rPr>
+        <w:t>Step 9 · PD 协议诱骗</w:t>
+      </w:r>
+      <w:bookmarkEnd w:id="36"/>
+    </w:p>
+    <w:p>
+      <w:pPr>
+        <w:spacing w:before="120" w:after="120" w:line="288" w:lineRule="auto"/>
+        <w:ind w:left="0"/>
+        <w:jc w:val="left"/>
+      </w:pPr>
+      <w:r>
+        <w:rPr>
+          <w:rFonts w:ascii="Arial" w:hAnsi="Arial" w:eastAsia="等线" w:cs="Arial"/>
+          <w:sz w:val="22"/>
+        </w:rPr>
+        <w:t>FUSB302 I2C 驱动 + Sink/UFP 状态机 + 固定 PDO/PPS APDO 请求。验证：解析充电头 Source_Capabilities，只选择其实际公布的固定档或 PPS 范围，并用万用表确认 VBUS。12V不是所有 PD 电源都提供，不能作为必然档位。对应 BSP/PD + user_PDUFPTask。</w:t>
+      </w:r>
+    </w:p>
+    <w:p>
+      <w:pPr>
+        <w:spacing w:before="320" w:after="120" w:line="288" w:lineRule="auto"/>
+        <w:ind w:left="0"/>
+        <w:jc w:val="left"/>
+        <w:outlineLvl w:val="1"/>
+      </w:pPr>
+      <w:bookmarkStart w:id="37" w:name="heading_37"/>
+      <w:r>
+        <w:rPr>
+          <w:rFonts w:ascii="Arial" w:hAnsi="Arial" w:eastAsia="等线" w:cs="Arial"/>
+          <w:b/>
+          <w:sz w:val="32"/>
+        </w:rPr>
+        <w:t>Step 10 · 校准与精度对比</w:t>
+      </w:r>
+      <w:bookmarkEnd w:id="37"/>
+    </w:p>
+    <w:p>
+      <w:pPr>
+        <w:spacing w:before="120" w:after="120" w:line="288" w:lineRule="auto"/>
+        <w:ind w:left="0"/>
+        <w:jc w:val="left"/>
+      </w:pPr>
+      <w:r>
+        <w:rPr>
+          <w:rFonts w:ascii="Arial" w:hAnsi="Arial" w:eastAsia="等线" w:cs="Arial"/>
+          <w:sz w:val="22"/>
+        </w:rPr>
+        <w:t>上位机校准命令（读写/重置）+ EEPROM 存储，并用可追溯参考仪表或已知负载做三档校准和精度对比。官方发布的 52μA/1.78A 数据只能作为样例，不是本机验收门槛；应建立自己的零点、重复性、线性、换挡边界和温漂记录。对应 user_CmdStrategy + PC Client。</w:t>
+      </w:r>
+    </w:p>
+    <w:p>
+      <w:pPr>
+        <w:spacing w:before="320" w:after="120" w:line="288" w:lineRule="auto"/>
+        <w:ind w:left="0"/>
+        <w:jc w:val="left"/>
+        <w:outlineLvl w:val="1"/>
+      </w:pPr>
+      <w:bookmarkStart w:id="38" w:name="heading_38"/>
+      <w:r>
+        <w:rPr>
+          <w:rFonts w:ascii="Arial" w:hAnsi="Arial" w:eastAsia="等线" w:cs="Arial"/>
+          <w:b/>
+          <w:sz w:val="32"/>
+        </w:rPr>
         <w:t>Step 11 · BootLoader + USB YMODEM IAP</w:t>
       </w:r>
       <w:bookmarkEnd w:id="38"/>
     </w:p>
-    <w:bookmarkEnd w:id="52"/>
     <w:p>
       <w:pPr>
         <w:spacing w:before="120" w:after="120" w:line="288" w:lineRule="auto"/>
@@ -11510,7 +11524,7 @@
     <w:lsdException w:qFormat="1" w:unhideWhenUsed="0" w:uiPriority="0" w:semiHidden="0" w:name="Title"/>
     <w:lsdException w:unhideWhenUsed="0" w:uiPriority="0" w:semiHidden="0" w:name="Closing"/>
     <w:lsdException w:unhideWhenUsed="0" w:uiPriority="0" w:semiHidden="0" w:name="Signature"/>
-    <w:lsdException w:unhideWhenUsed="0" w:uiPriority="0" w:name="Default Paragraph Font"/>
+    <w:lsdException w:qFormat="1" w:unhideWhenUsed="0" w:uiPriority="0" w:name="Default Paragraph Font"/>
     <w:lsdException w:unhideWhenUsed="0" w:uiPriority="0" w:semiHidden="0" w:name="Body Text"/>
     <w:lsdException w:unhideWhenUsed="0" w:uiPriority="0" w:semiHidden="0" w:name="Body Text Indent"/>
     <w:lsdException w:unhideWhenUsed="0" w:uiPriority="0" w:semiHidden="0" w:name="List Continue"/>
@@ -11703,6 +11717,7 @@
       <w:jc w:val="both"/>
     </w:pPr>
     <w:rPr>
+      <w:rFonts w:asciiTheme="minorHAnsi" w:hAnsiTheme="minorHAnsi" w:eastAsiaTheme="minorEastAsia" w:cstheme="minorBidi"/>
       <w:sz w:val="21"/>
       <w:szCs w:val="22"/>
     </w:rPr>
@@ -11710,6 +11725,7 @@
   <w:style w:type="character" w:default="1" w:styleId="3">
     <w:name w:val="Default Paragraph Font"/>
     <w:semiHidden/>
+    <w:qFormat/>
     <w:uiPriority w:val="0"/>
   </w:style>
   <w:style w:type="table" w:default="1" w:styleId="2">

--- a/DOC/PowerPico_复刻项目_执行规划与进度清单_修订版_升级信息补充.docx
+++ b/DOC/PowerPico_复刻项目_执行规划与进度清单_修订版_升级信息补充.docx
@@ -3474,6 +3474,12 @@
             <w:insideH w:val="single" w:color="DEE0E3" w:sz="0" w:space="0"/>
             <w:insideV w:val="single" w:color="DEE0E3" w:sz="0" w:space="0"/>
           </w:tblBorders>
+          <w:tblCellMar>
+            <w:top w:w="0" w:type="dxa"/>
+            <w:left w:w="10" w:type="dxa"/>
+            <w:bottom w:w="0" w:type="dxa"/>
+            <w:right w:w="10" w:type="dxa"/>
+          </w:tblCellMar>
         </w:tblPrEx>
         <w:tc>
           <w:tcPr>
@@ -5900,6 +5906,12 @@
             <w:insideH w:val="single" w:color="DEE0E3" w:sz="0" w:space="0"/>
             <w:insideV w:val="single" w:color="DEE0E3" w:sz="0" w:space="0"/>
           </w:tblBorders>
+          <w:tblCellMar>
+            <w:top w:w="0" w:type="dxa"/>
+            <w:left w:w="10" w:type="dxa"/>
+            <w:bottom w:w="0" w:type="dxa"/>
+            <w:right w:w="10" w:type="dxa"/>
+          </w:tblCellMar>
         </w:tblPrEx>
         <w:tc>
           <w:tcPr>
@@ -7472,223 +7484,275 @@
         <w:jc w:val="left"/>
         <w:outlineLvl w:val="1"/>
       </w:pPr>
+      <w:r>
+        <w:rPr>
+          <w:rFonts w:ascii="Arial" w:hAnsi="Arial" w:eastAsia="等线" w:cs="Arial"/>
+          <w:b/>
+          <w:sz w:val="32"/>
+        </w:rPr>
+        <w:t>Step 4 · 电流换算 + 手动档</w:t>
+      </w:r>
+      <w:bookmarkEnd w:id="31"/>
+    </w:p>
+    <w:p>
+      <w:pPr>
+        <w:spacing w:before="120" w:after="120" w:line="288" w:lineRule="auto"/>
+        <w:ind w:left="0"/>
+        <w:jc w:val="left"/>
+      </w:pPr>
+      <w:r>
+        <w:rPr>
+          <w:rFonts w:ascii="Arial" w:hAnsi="Arial" w:eastAsia="等线" w:cs="Arial"/>
+          <w:sz w:val="22"/>
+        </w:rPr>
+        <w:t>GATE 两个 MOS 三档切换；分压比换算电压（约 11 倍）；电流公式（INA190×采样电阻）；先用手动档验证。验证：切档后屏幕显示电压电流。对应 gate.c + 换算函数雏形。</w:t>
+      </w:r>
+    </w:p>
+    <w:p>
+      <w:pPr>
+        <w:spacing w:before="320" w:after="120" w:line="288" w:lineRule="auto"/>
+        <w:ind w:left="0"/>
+        <w:jc w:val="left"/>
+        <w:outlineLvl w:val="1"/>
+      </w:pPr>
+      <w:bookmarkStart w:id="32" w:name="heading_32"/>
+      <w:r>
+        <w:rPr>
+          <w:rFonts w:ascii="Arial" w:hAnsi="Arial" w:eastAsia="等线" w:cs="Arial"/>
+          <w:b/>
+          <w:sz w:val="32"/>
+        </w:rPr>
+        <w:t>Step 5 · ★自动换挡算法（项目灵魂）</w:t>
+      </w:r>
+      <w:bookmarkEnd w:id="32"/>
+    </w:p>
+    <w:p>
+      <w:pPr>
+        <w:spacing w:before="120" w:after="120" w:line="288" w:lineRule="auto"/>
+        <w:ind w:left="0"/>
+        <w:jc w:val="left"/>
+      </w:pPr>
+      <w:r>
+        <w:rPr>
+          <w:rFonts w:ascii="Arial" w:hAnsi="Arial" w:eastAsia="等线" w:cs="Arial"/>
+          <w:sz w:val="22"/>
+        </w:rPr>
+        <w:t>写 Process_ADC_Chunk：三档自动切换 + 连续确认防抖 + 切换冷却 + 差分基准 + 校准系数。验证：负载从 μA 变到 A 自动换挡，读数连续无跳变。对应 user_AdcDataStrategy.c。这是秋招面试必讲的核心。</w:t>
+      </w:r>
+    </w:p>
+    <w:p>
+      <w:pPr>
+        <w:spacing w:before="320" w:after="120" w:line="288" w:lineRule="auto"/>
+        <w:ind w:left="0"/>
+        <w:jc w:val="left"/>
+        <w:outlineLvl w:val="1"/>
+      </w:pPr>
+      <w:bookmarkStart w:id="33" w:name="heading_33"/>
+      <w:r>
+        <w:rPr>
+          <w:rFonts w:ascii="Arial" w:hAnsi="Arial" w:eastAsia="等线" w:cs="Arial"/>
+          <w:b/>
+          <w:sz w:val="32"/>
+        </w:rPr>
+        <w:t>Step 6 · RTOS 任务框架</w:t>
+      </w:r>
+      <w:bookmarkEnd w:id="33"/>
+    </w:p>
+    <w:p>
+      <w:pPr>
+        <w:spacing w:before="120" w:after="120" w:line="288" w:lineRule="auto"/>
+        <w:ind w:left="0"/>
+        <w:jc w:val="left"/>
+      </w:pPr>
+      <w:r>
+        <w:rPr>
+          <w:rFonts w:ascii="Arial" w:hAnsi="Arial" w:eastAsia="等线" w:cs="Arial"/>
+          <w:sz w:val="22"/>
+        </w:rPr>
+        <w:t>引入 FreeRTOS：拆成 6 任务 + 6 队列，把 ADC/UI/按键/PD 数据流用队列打通。验证：多任务并行、数据走队列正常。对应 freertos.c、user_TasksInit、user_HardwareInitTask。</w:t>
+      </w:r>
+    </w:p>
+    <w:p>
+      <w:pPr>
+        <w:spacing w:before="320" w:after="120" w:line="288" w:lineRule="auto"/>
+        <w:ind w:left="0"/>
+        <w:jc w:val="left"/>
+        <w:outlineLvl w:val="1"/>
+      </w:pPr>
+      <w:bookmarkStart w:id="34" w:name="heading_34"/>
+      <w:r>
+        <w:rPr>
+          <w:rFonts w:ascii="Arial" w:hAnsi="Arial" w:eastAsia="等线" w:cs="Arial"/>
+          <w:b/>
+          <w:sz w:val="32"/>
+        </w:rPr>
+        <w:t>Step 7 · USB CDC + 波形上传</w:t>
+      </w:r>
+      <w:bookmarkEnd w:id="34"/>
+    </w:p>
+    <w:p>
+      <w:pPr>
+        <w:spacing w:before="120" w:after="120" w:line="288" w:lineRule="auto"/>
+        <w:ind w:left="0"/>
+        <w:jc w:val="left"/>
+      </w:pPr>
+      <w:r>
+        <w:rPr>
+          <w:rFonts w:ascii="Arial" w:hAnsi="Arial" w:eastAsia="等线" w:cs="Arial"/>
+          <w:sz w:val="22"/>
+        </w:rPr>
+        <w:t>在 Step 2.5 已通过稳定枚举和回显的基础上，按 0xAA55 帧打包数据上传，并实现命令协议（CRC16）收发。验证：PowerPico Client 能看到实时波形，命令能够正确生效。对应 usbd_cdc_if.c、user_MessageTask、user_CmdStrategy。</w:t>
+      </w:r>
+    </w:p>
+    <w:p>
+      <w:pPr>
+        <w:spacing w:before="320" w:after="120" w:line="288" w:lineRule="auto"/>
+        <w:ind w:left="0"/>
+        <w:jc w:val="left"/>
+        <w:outlineLvl w:val="1"/>
+      </w:pPr>
+      <w:bookmarkStart w:id="35" w:name="heading_35"/>
+      <w:r>
+        <w:rPr>
+          <w:rFonts w:ascii="Arial" w:hAnsi="Arial" w:eastAsia="等线" w:cs="Arial"/>
+          <w:b/>
+          <w:sz w:val="32"/>
+        </w:rPr>
+        <w:t>Step 8 · LVGL UI 界面</w:t>
+      </w:r>
+      <w:bookmarkEnd w:id="35"/>
+    </w:p>
+    <w:p>
+      <w:pPr>
+        <w:spacing w:before="120" w:after="120" w:line="288" w:lineRule="auto"/>
+        <w:ind w:left="0"/>
+        <w:jc w:val="left"/>
+      </w:pPr>
+      <w:r>
+        <w:rPr>
+          <w:rFonts w:ascii="Arial" w:hAnsi="Arial" w:eastAsia="等线" w:cs="Arial"/>
+          <w:sz w:val="22"/>
+        </w:rPr>
+        <w:t>LVGL v9.2 移植到 ST7789；做主页面（电压/电流/波形）、设置页、i18n 双语。验证：屏幕 UI 流畅可操作。对应 User/GUI。</w:t>
+      </w:r>
+    </w:p>
+    <w:p>
+      <w:pPr>
+        <w:spacing w:before="320" w:after="120" w:line="288" w:lineRule="auto"/>
+        <w:ind w:left="0"/>
+        <w:jc w:val="left"/>
+        <w:outlineLvl w:val="1"/>
+      </w:pPr>
+      <w:bookmarkStart w:id="36" w:name="heading_36"/>
+      <w:r>
+        <w:rPr>
+          <w:rFonts w:ascii="Arial" w:hAnsi="Arial" w:eastAsia="等线" w:cs="Arial"/>
+          <w:b/>
+          <w:sz w:val="32"/>
+        </w:rPr>
+        <w:t>Step 9 · PD 协议诱骗</w:t>
+      </w:r>
+      <w:bookmarkEnd w:id="36"/>
+    </w:p>
+    <w:p>
+      <w:pPr>
+        <w:spacing w:before="120" w:after="120" w:line="288" w:lineRule="auto"/>
+        <w:ind w:left="0"/>
+        <w:jc w:val="left"/>
+      </w:pPr>
+      <w:r>
+        <w:rPr>
+          <w:rFonts w:ascii="Arial" w:hAnsi="Arial" w:eastAsia="等线" w:cs="Arial"/>
+          <w:sz w:val="22"/>
+        </w:rPr>
+        <w:t>FUSB302 I2C 驱动 + Sink/UFP 状态机 + 固定 PDO/PPS APDO 请求。验证：解析充电头 Source_Capabilities，只选择其实际公布的固定档或 PPS 范围，并用万用表确认 VBUS。12V不是所有 PD 电源都提供，不能作为必然档位。对应 BSP/PD + user_PDUFPTask。</w:t>
+      </w:r>
+    </w:p>
+    <w:p>
+      <w:pPr>
+        <w:spacing w:before="320" w:after="120" w:line="288" w:lineRule="auto"/>
+        <w:ind w:left="0"/>
+        <w:jc w:val="left"/>
+        <w:outlineLvl w:val="1"/>
+        <w:rPr>
+          <w:rFonts w:ascii="Arial" w:hAnsi="Arial" w:eastAsia="等线" w:cs="Arial"/>
+          <w:b/>
+          <w:sz w:val="32"/>
+        </w:rPr>
+      </w:pPr>
+      <w:bookmarkStart w:id="37" w:name="heading_37"/>
+    </w:p>
+    <w:p>
+      <w:pPr>
+        <w:spacing w:before="320" w:after="120" w:line="288" w:lineRule="auto"/>
+        <w:ind w:left="0"/>
+        <w:jc w:val="left"/>
+        <w:outlineLvl w:val="1"/>
+        <w:rPr>
+          <w:rFonts w:ascii="Arial" w:hAnsi="Arial" w:eastAsia="等线" w:cs="Arial"/>
+          <w:b/>
+          <w:sz w:val="32"/>
+        </w:rPr>
+      </w:pPr>
       <w:bookmarkStart w:id="52" w:name="_GoBack"/>
       <w:bookmarkEnd w:id="52"/>
+    </w:p>
+    <w:p>
+      <w:pPr>
+        <w:spacing w:before="320" w:after="120" w:line="288" w:lineRule="auto"/>
+        <w:ind w:left="0"/>
+        <w:jc w:val="left"/>
+        <w:outlineLvl w:val="1"/>
+      </w:pPr>
       <w:r>
         <w:rPr>
           <w:rFonts w:ascii="Arial" w:hAnsi="Arial" w:eastAsia="等线" w:cs="Arial"/>
           <w:b/>
           <w:sz w:val="32"/>
         </w:rPr>
-        <w:t>Step 4 · 电流换算 + 手动档</w:t>
-      </w:r>
-      <w:bookmarkEnd w:id="31"/>
+        <w:t>Step 10 · 校准与精度对比</w:t>
+      </w:r>
+      <w:bookmarkEnd w:id="37"/>
     </w:p>
     <w:p>
       <w:pPr>
         <w:spacing w:before="120" w:after="120" w:line="288" w:lineRule="auto"/>
         <w:ind w:left="0"/>
         <w:jc w:val="left"/>
-      </w:pPr>
-      <w:r>
-        <w:rPr>
-          <w:rFonts w:ascii="Arial" w:hAnsi="Arial" w:eastAsia="等线" w:cs="Arial"/>
-          <w:sz w:val="22"/>
-        </w:rPr>
-        <w:t>GATE 两个 MOS 三档切换；分压比换算电压（约 11 倍）；电流公式（INA190×采样电阻）；先用手动档验证。验证：切档后屏幕显示电压电流。对应 gate.c + 换算函数雏形。</w:t>
-      </w:r>
-    </w:p>
-    <w:p>
-      <w:pPr>
-        <w:spacing w:before="320" w:after="120" w:line="288" w:lineRule="auto"/>
-        <w:ind w:left="0"/>
-        <w:jc w:val="left"/>
-        <w:outlineLvl w:val="1"/>
-      </w:pPr>
-      <w:bookmarkStart w:id="32" w:name="heading_32"/>
-      <w:r>
-        <w:rPr>
-          <w:rFonts w:ascii="Arial" w:hAnsi="Arial" w:eastAsia="等线" w:cs="Arial"/>
-          <w:b/>
-          <w:sz w:val="32"/>
-        </w:rPr>
-        <w:t>Step 5 · ★自动换挡算法（项目灵魂）</w:t>
-      </w:r>
-      <w:bookmarkEnd w:id="32"/>
+        <w:rPr>
+          <w:rFonts w:ascii="Arial" w:hAnsi="Arial" w:eastAsia="等线" w:cs="Arial"/>
+          <w:sz w:val="22"/>
+        </w:rPr>
+      </w:pPr>
+      <w:r>
+        <w:rPr>
+          <w:rFonts w:ascii="Arial" w:hAnsi="Arial" w:eastAsia="等线" w:cs="Arial"/>
+          <w:sz w:val="22"/>
+        </w:rPr>
+        <w:t>上位机校准命令（读写/重置）+ EEPROM 存储，并用可追溯参考仪表或已知负载做三档校准和精度对比。官方发布的 52μA/1.78A 数据只能作为样例，不是本机验收门槛；应建立自己的零点、重复性、线性、换挡边界和温漂记录。对应 user_CmdStrategy + PC Client。</w:t>
+      </w:r>
     </w:p>
     <w:p>
       <w:pPr>
         <w:spacing w:before="120" w:after="120" w:line="288" w:lineRule="auto"/>
         <w:ind w:left="0"/>
         <w:jc w:val="left"/>
-      </w:pPr>
-      <w:r>
-        <w:rPr>
-          <w:rFonts w:ascii="Arial" w:hAnsi="Arial" w:eastAsia="等线" w:cs="Arial"/>
-          <w:sz w:val="22"/>
-        </w:rPr>
-        <w:t>写 Process_ADC_Chunk：三档自动切换 + 连续确认防抖 + 切换冷却 + 差分基准 + 校准系数。验证：负载从 μA 变到 A 自动换挡，读数连续无跳变。对应 user_AdcDataStrategy.c。这是秋招面试必讲的核心。</w:t>
-      </w:r>
-    </w:p>
-    <w:p>
-      <w:pPr>
-        <w:spacing w:before="320" w:after="120" w:line="288" w:lineRule="auto"/>
-        <w:ind w:left="0"/>
-        <w:jc w:val="left"/>
-        <w:outlineLvl w:val="1"/>
-      </w:pPr>
-      <w:bookmarkStart w:id="33" w:name="heading_33"/>
-      <w:r>
-        <w:rPr>
-          <w:rFonts w:ascii="Arial" w:hAnsi="Arial" w:eastAsia="等线" w:cs="Arial"/>
-          <w:b/>
-          <w:sz w:val="32"/>
-        </w:rPr>
-        <w:t>Step 6 · RTOS 任务框架</w:t>
-      </w:r>
-      <w:bookmarkEnd w:id="33"/>
+        <w:rPr>
+          <w:rFonts w:ascii="Arial" w:hAnsi="Arial" w:eastAsia="等线" w:cs="Arial"/>
+          <w:sz w:val="22"/>
+        </w:rPr>
+      </w:pPr>
     </w:p>
     <w:p>
       <w:pPr>
         <w:spacing w:before="120" w:after="120" w:line="288" w:lineRule="auto"/>
         <w:ind w:left="0"/>
         <w:jc w:val="left"/>
-      </w:pPr>
-      <w:r>
-        <w:rPr>
-          <w:rFonts w:ascii="Arial" w:hAnsi="Arial" w:eastAsia="等线" w:cs="Arial"/>
-          <w:sz w:val="22"/>
-        </w:rPr>
-        <w:t>引入 FreeRTOS：拆成 6 任务 + 6 队列，把 ADC/UI/按键/PD 数据流用队列打通。验证：多任务并行、数据走队列正常。对应 freertos.c、user_TasksInit、user_HardwareInitTask。</w:t>
-      </w:r>
-    </w:p>
-    <w:p>
-      <w:pPr>
-        <w:spacing w:before="320" w:after="120" w:line="288" w:lineRule="auto"/>
-        <w:ind w:left="0"/>
-        <w:jc w:val="left"/>
-        <w:outlineLvl w:val="1"/>
-      </w:pPr>
-      <w:bookmarkStart w:id="34" w:name="heading_34"/>
-      <w:r>
-        <w:rPr>
-          <w:rFonts w:ascii="Arial" w:hAnsi="Arial" w:eastAsia="等线" w:cs="Arial"/>
-          <w:b/>
-          <w:sz w:val="32"/>
-        </w:rPr>
-        <w:t>Step 7 · USB CDC + 波形上传</w:t>
-      </w:r>
-      <w:bookmarkEnd w:id="34"/>
-    </w:p>
-    <w:p>
-      <w:pPr>
-        <w:spacing w:before="120" w:after="120" w:line="288" w:lineRule="auto"/>
-        <w:ind w:left="0"/>
-        <w:jc w:val="left"/>
-      </w:pPr>
-      <w:r>
-        <w:rPr>
-          <w:rFonts w:ascii="Arial" w:hAnsi="Arial" w:eastAsia="等线" w:cs="Arial"/>
-          <w:sz w:val="22"/>
-        </w:rPr>
-        <w:t>在 Step 2.5 已通过稳定枚举和回显的基础上，按 0xAA55 帧打包数据上传，并实现命令协议（CRC16）收发。验证：PowerPico Client 能看到实时波形，命令能够正确生效。对应 usbd_cdc_if.c、user_MessageTask、user_CmdStrategy。</w:t>
-      </w:r>
-    </w:p>
-    <w:p>
-      <w:pPr>
-        <w:spacing w:before="320" w:after="120" w:line="288" w:lineRule="auto"/>
-        <w:ind w:left="0"/>
-        <w:jc w:val="left"/>
-        <w:outlineLvl w:val="1"/>
-      </w:pPr>
-      <w:bookmarkStart w:id="35" w:name="heading_35"/>
-      <w:r>
-        <w:rPr>
-          <w:rFonts w:ascii="Arial" w:hAnsi="Arial" w:eastAsia="等线" w:cs="Arial"/>
-          <w:b/>
-          <w:sz w:val="32"/>
-        </w:rPr>
-        <w:t>Step 8 · LVGL UI 界面</w:t>
-      </w:r>
-      <w:bookmarkEnd w:id="35"/>
-    </w:p>
-    <w:p>
-      <w:pPr>
-        <w:spacing w:before="120" w:after="120" w:line="288" w:lineRule="auto"/>
-        <w:ind w:left="0"/>
-        <w:jc w:val="left"/>
-      </w:pPr>
-      <w:r>
-        <w:rPr>
-          <w:rFonts w:ascii="Arial" w:hAnsi="Arial" w:eastAsia="等线" w:cs="Arial"/>
-          <w:sz w:val="22"/>
-        </w:rPr>
-        <w:t>LVGL v9.2 移植到 ST7789；做主页面（电压/电流/波形）、设置页、i18n 双语。验证：屏幕 UI 流畅可操作。对应 User/GUI。</w:t>
-      </w:r>
-    </w:p>
-    <w:p>
-      <w:pPr>
-        <w:spacing w:before="320" w:after="120" w:line="288" w:lineRule="auto"/>
-        <w:ind w:left="0"/>
-        <w:jc w:val="left"/>
-        <w:outlineLvl w:val="1"/>
-      </w:pPr>
-      <w:bookmarkStart w:id="36" w:name="heading_36"/>
-      <w:r>
-        <w:rPr>
-          <w:rFonts w:ascii="Arial" w:hAnsi="Arial" w:eastAsia="等线" w:cs="Arial"/>
-          <w:b/>
-          <w:sz w:val="32"/>
-        </w:rPr>
-        <w:t>Step 9 · PD 协议诱骗</w:t>
-      </w:r>
-      <w:bookmarkEnd w:id="36"/>
-    </w:p>
-    <w:p>
-      <w:pPr>
-        <w:spacing w:before="120" w:after="120" w:line="288" w:lineRule="auto"/>
-        <w:ind w:left="0"/>
-        <w:jc w:val="left"/>
-      </w:pPr>
-      <w:r>
-        <w:rPr>
-          <w:rFonts w:ascii="Arial" w:hAnsi="Arial" w:eastAsia="等线" w:cs="Arial"/>
-          <w:sz w:val="22"/>
-        </w:rPr>
-        <w:t>FUSB302 I2C 驱动 + Sink/UFP 状态机 + 固定 PDO/PPS APDO 请求。验证：解析充电头 Source_Capabilities，只选择其实际公布的固定档或 PPS 范围，并用万用表确认 VBUS。12V不是所有 PD 电源都提供，不能作为必然档位。对应 BSP/PD + user_PDUFPTask。</w:t>
-      </w:r>
-    </w:p>
-    <w:p>
-      <w:pPr>
-        <w:spacing w:before="320" w:after="120" w:line="288" w:lineRule="auto"/>
-        <w:ind w:left="0"/>
-        <w:jc w:val="left"/>
-        <w:outlineLvl w:val="1"/>
-      </w:pPr>
-      <w:bookmarkStart w:id="37" w:name="heading_37"/>
-      <w:r>
-        <w:rPr>
-          <w:rFonts w:ascii="Arial" w:hAnsi="Arial" w:eastAsia="等线" w:cs="Arial"/>
-          <w:b/>
-          <w:sz w:val="32"/>
-        </w:rPr>
-        <w:t>Step 10 · 校准与精度对比</w:t>
-      </w:r>
-      <w:bookmarkEnd w:id="37"/>
-    </w:p>
-    <w:p>
-      <w:pPr>
-        <w:spacing w:before="120" w:after="120" w:line="288" w:lineRule="auto"/>
-        <w:ind w:left="0"/>
-        <w:jc w:val="left"/>
-      </w:pPr>
-      <w:r>
-        <w:rPr>
-          <w:rFonts w:ascii="Arial" w:hAnsi="Arial" w:eastAsia="等线" w:cs="Arial"/>
-          <w:sz w:val="22"/>
-        </w:rPr>
-        <w:t>上位机校准命令（读写/重置）+ EEPROM 存储，并用可追溯参考仪表或已知负载做三档校准和精度对比。官方发布的 52μA/1.78A 数据只能作为样例，不是本机验收门槛；应建立自己的零点、重复性、线性、换挡边界和温漂记录。对应 user_CmdStrategy + PC Client。</w:t>
-      </w:r>
+        <w:rPr>
+          <w:rFonts w:ascii="Arial" w:hAnsi="Arial" w:eastAsia="等线" w:cs="Arial"/>
+          <w:sz w:val="22"/>
+        </w:rPr>
+      </w:pPr>
     </w:p>
     <w:p>
       <w:pPr>
@@ -8775,12 +8839,6 @@
             <w:insideH w:val="single" w:color="DEE0E3" w:sz="0" w:space="0"/>
             <w:insideV w:val="single" w:color="DEE0E3" w:sz="0" w:space="0"/>
           </w:tblBorders>
-          <w:tblCellMar>
-            <w:top w:w="0" w:type="dxa"/>
-            <w:left w:w="10" w:type="dxa"/>
-            <w:bottom w:w="0" w:type="dxa"/>
-            <w:right w:w="10" w:type="dxa"/>
-          </w:tblCellMar>
         </w:tblPrEx>
         <w:tc>
           <w:tcPr>
@@ -11562,7 +11620,7 @@
     <w:lsdException w:unhideWhenUsed="0" w:uiPriority="0" w:semiHidden="0" w:name="HTML Sample"/>
     <w:lsdException w:unhideWhenUsed="0" w:uiPriority="0" w:semiHidden="0" w:name="HTML Typewriter"/>
     <w:lsdException w:unhideWhenUsed="0" w:uiPriority="0" w:semiHidden="0" w:name="HTML Variable"/>
-    <w:lsdException w:unhideWhenUsed="0" w:uiPriority="0" w:name="Normal Table"/>
+    <w:lsdException w:qFormat="1" w:unhideWhenUsed="0" w:uiPriority="0" w:name="Normal Table"/>
     <w:lsdException w:unhideWhenUsed="0" w:uiPriority="0" w:semiHidden="0" w:name="annotation subject"/>
     <w:lsdException w:unhideWhenUsed="0" w:uiPriority="0" w:semiHidden="0" w:name="Table Simple 1"/>
     <w:lsdException w:unhideWhenUsed="0" w:uiPriority="0" w:semiHidden="0" w:name="Table Simple 2"/>
@@ -11731,6 +11789,7 @@
   <w:style w:type="table" w:default="1" w:styleId="2">
     <w:name w:val="Normal Table"/>
     <w:semiHidden/>
+    <w:qFormat/>
     <w:uiPriority w:val="0"/>
     <w:tblPr>
       <w:tblCellMar>
